--- a/templates/08_procuracao_mandado_seguranca.docx
+++ b/templates/08_procuracao_mandado_seguranca.docx
@@ -71,24 +71,6 @@
         <w:spacing w:line="360" w:lineRule="auto"/>
         <w:jc w:val="both"/>
         <w:rPr>
-          <w:rFonts w:ascii="Courier New" w:eastAsia="Times New Roman" w:hAnsi="Courier New" w:cs="Courier New"/>
-          <w:b/>
-        </w:rPr>
-      </w:pPr>
-      <w:bookmarkStart w:id="0" w:name="_Hlk51256207"/>
-    </w:p>
-    <w:p>
-      <w:pPr>
-        <w:pStyle w:val="Default"/>
-      </w:pPr>
-    </w:p>
-    <w:p>
-      <w:pPr>
-        <w:pStyle w:val="xmsonormal"/>
-        <w:shd w:val="clear" w:color="auto" w:fill="FFFFFF"/>
-        <w:spacing w:line="360" w:lineRule="auto"/>
-        <w:jc w:val="both"/>
-        <w:rPr>
           <w:rFonts w:ascii="Courier New" w:hAnsi="Courier New" w:cs="Courier New"/>
           <w:b/>
         </w:rPr>
@@ -278,14 +260,6 @@
         </w:rPr>
         <w:t xml:space="preserve"> </w:t>
       </w:r>
-    </w:p>
-    <w:p>
-      <w:pPr>
-        <w:spacing w:line="340" w:lineRule="exact"/>
-        <w:rPr>
-          <w:rFonts w:ascii="Courier New" w:hAnsi="Courier New" w:cs="Courier New"/>
-        </w:rPr>
-      </w:pPr>
     </w:p>
     <w:p>
       <w:pPr>
@@ -363,15 +337,6 @@
         </w:rPr>
         <w:t>.</w:t>
       </w:r>
-    </w:p>
-    <w:p>
-      <w:pPr>
-        <w:spacing w:line="340" w:lineRule="exact"/>
-        <w:jc w:val="center"/>
-        <w:rPr>
-          <w:rFonts w:ascii="Courier New" w:hAnsi="Courier New" w:cs="Courier New"/>
-        </w:rPr>
-      </w:pPr>
     </w:p>
     <w:p>
       <w:pPr>

--- a/templates/08_procuracao_mandado_seguranca.docx
+++ b/templates/08_procuracao_mandado_seguranca.docx
@@ -2732,34 +2732,28 @@
     <w:tbl>
       <w:tblPr>
         <w:tblW w:type="dxa" w:w="9638"/>
+        <w:tblLayout w:type="fixed"/>
         <w:tblBorders>
-          <w:top w:val="none" w:color="FFFFFF" w:sz="0"/>
-          <w:left w:val="none" w:color="FFFFFF" w:sz="0"/>
-          <w:bottom w:val="none" w:color="FFFFFF" w:sz="0"/>
-          <w:right w:val="none" w:color="FFFFFF" w:sz="0"/>
-          <w:insideH w:val="single" w:color="auto" w:sz="4"/>
-          <w:insideV w:val="single" w:color="auto" w:sz="4"/>
+          <w:top w:val="none" w:sz="0" w:space="0" w:color="auto"/>
+          <w:left w:val="none" w:sz="0" w:space="0" w:color="auto"/>
+          <w:bottom w:val="none" w:sz="0" w:space="0" w:color="auto"/>
+          <w:right w:val="none" w:sz="0" w:space="0" w:color="auto"/>
+          <w:insideH w:val="none" w:sz="0" w:space="0" w:color="auto"/>
+          <w:insideV w:val="none" w:sz="0" w:space="0" w:color="auto"/>
         </w:tblBorders>
       </w:tblPr>
       <w:tblGrid>
-        <w:gridCol w:w="100"/>
-        <w:gridCol w:w="100"/>
-        <w:gridCol w:w="100"/>
+        <w:gridCol w:w="4819"/>
+        <w:gridCol w:w="4819"/>
       </w:tblGrid>
       <w:tr>
         <w:tc>
           <w:tcPr>
-            <w:tcW w:type="dxa" w:w="4519"/>
-            <w:tcBorders>
-              <w:top w:val="none" w:color="FFFFFF" w:sz="0"/>
-              <w:left w:val="none" w:color="FFFFFF" w:sz="0"/>
-              <w:bottom w:val="none" w:color="FFFFFF" w:sz="0"/>
-              <w:right w:val="none" w:color="FFFFFF" w:sz="0"/>
-            </w:tcBorders>
+            <w:tcW w:type="dxa" w:w="4819"/>
           </w:tcPr>
           <w:p>
             <w:pPr>
-              <w:spacing w:after="40"/>
+              <w:spacing w:after="80"/>
               <w:jc w:val="left"/>
             </w:pPr>
             <w:r>
@@ -2772,7 +2766,7 @@
           </w:p>
           <w:p>
             <w:pPr>
-              <w:spacing w:after="40"/>
+              <w:spacing w:after="80"/>
               <w:jc w:val="left"/>
             </w:pPr>
             <w:r>
@@ -2785,7 +2779,7 @@
           </w:p>
           <w:p>
             <w:pPr>
-              <w:spacing w:after="40"/>
+              <w:spacing w:after="80"/>
               <w:jc w:val="left"/>
             </w:pPr>
             <w:r>
@@ -2798,7 +2792,7 @@
           </w:p>
           <w:p>
             <w:pPr>
-              <w:spacing w:after="40"/>
+              <w:spacing w:after="80"/>
               <w:jc w:val="left"/>
             </w:pPr>
             <w:r>
@@ -2811,7 +2805,7 @@
           </w:p>
           <w:p>
             <w:pPr>
-              <w:spacing w:after="40"/>
+              <w:spacing w:after="80"/>
               <w:jc w:val="left"/>
             </w:pPr>
             <w:r>
@@ -2824,7 +2818,7 @@
           </w:p>
           <w:p>
             <w:pPr>
-              <w:spacing w:after="40"/>
+              <w:spacing w:after="80"/>
               <w:jc w:val="left"/>
             </w:pPr>
             <w:r>
@@ -2838,41 +2832,11 @@
         </w:tc>
         <w:tc>
           <w:tcPr>
-            <w:tcW w:type="dxa" w:w="600"/>
-            <w:tcBorders>
-              <w:top w:val="none" w:color="FFFFFF" w:sz="0"/>
-              <w:left w:val="none" w:color="FFFFFF" w:sz="0"/>
-              <w:bottom w:val="none" w:color="FFFFFF" w:sz="0"/>
-              <w:right w:val="none" w:color="FFFFFF" w:sz="0"/>
-            </w:tcBorders>
+            <w:tcW w:type="dxa" w:w="4819"/>
           </w:tcPr>
           <w:p>
             <w:pPr>
-              <w:spacing w:after="40"/>
-              <w:jc w:val="left"/>
-            </w:pPr>
-            <w:r>
-              <w:rPr>
-                <w:sz w:val="24"/>
-                <w:szCs w:val="24"/>
-              </w:rPr>
-              <w:t xml:space="preserve"/>
-            </w:r>
-          </w:p>
-        </w:tc>
-        <w:tc>
-          <w:tcPr>
-            <w:tcW w:type="dxa" w:w="4519"/>
-            <w:tcBorders>
-              <w:top w:val="none" w:color="FFFFFF" w:sz="0"/>
-              <w:left w:val="none" w:color="FFFFFF" w:sz="0"/>
-              <w:bottom w:val="none" w:color="FFFFFF" w:sz="0"/>
-              <w:right w:val="none" w:color="FFFFFF" w:sz="0"/>
-            </w:tcBorders>
-          </w:tcPr>
-          <w:p>
-            <w:pPr>
-              <w:spacing w:after="40"/>
+              <w:spacing w:after="80"/>
               <w:jc w:val="left"/>
             </w:pPr>
             <w:r>
@@ -2885,7 +2849,7 @@
           </w:p>
           <w:p>
             <w:pPr>
-              <w:spacing w:after="40"/>
+              <w:spacing w:after="80"/>
               <w:jc w:val="left"/>
             </w:pPr>
             <w:r>
@@ -2898,7 +2862,7 @@
           </w:p>
           <w:p>
             <w:pPr>
-              <w:spacing w:after="40"/>
+              <w:spacing w:after="80"/>
               <w:jc w:val="left"/>
             </w:pPr>
             <w:r>
@@ -2911,7 +2875,7 @@
           </w:p>
           <w:p>
             <w:pPr>
-              <w:spacing w:after="40"/>
+              <w:spacing w:after="80"/>
               <w:jc w:val="left"/>
             </w:pPr>
             <w:r>
@@ -2924,7 +2888,7 @@
           </w:p>
           <w:p>
             <w:pPr>
-              <w:spacing w:after="40"/>
+              <w:spacing w:after="80"/>
               <w:jc w:val="left"/>
             </w:pPr>
             <w:r>
@@ -2937,7 +2901,7 @@
           </w:p>
           <w:p>
             <w:pPr>
-              <w:spacing w:after="40"/>
+              <w:spacing w:after="80"/>
               <w:jc w:val="left"/>
             </w:pPr>
             <w:r>

--- a/templates/08_procuracao_mandado_seguranca.docx
+++ b/templates/08_procuracao_mandado_seguranca.docx
@@ -165,14 +165,14 @@
           <w:sz w:val="24"/>
           <w:szCs w:val="24"/>
         </w:rPr>
-        <w:t xml:space="preserve">, Nº </w:t>
-      </w:r>
-      <w:r>
-        <w:rPr>
-          <w:sz w:val="24"/>
-          <w:szCs w:val="24"/>
-        </w:rPr>
-        <w:t xml:space="preserve">{endereco.numero}</w:t>
+        <w:t xml:space="preserve"/>
+      </w:r>
+      <w:r>
+        <w:rPr>
+          <w:sz w:val="24"/>
+          <w:szCs w:val="24"/>
+        </w:rPr>
+        <w:t xml:space="preserve">{endereco.numero_nro_formatado}</w:t>
       </w:r>
       <w:r>
         <w:rPr>
@@ -354,7 +354,7 @@
           <w:sz w:val="24"/>
           <w:szCs w:val="24"/>
         </w:rPr>
-        <w:t xml:space="preserve">, Nº </w:t>
+        <w:t xml:space="preserve"/>
       </w:r>
       <w:r>
         <w:rPr>
@@ -995,7 +995,7 @@
           <w:sz w:val="24"/>
           <w:szCs w:val="24"/>
         </w:rPr>
-        <w:t xml:space="preserve">{endereco.numero}</w:t>
+        <w:t xml:space="preserve">{endereco.numero_nro_formatado}</w:t>
       </w:r>
       <w:r>
         <w:rPr>
@@ -1184,7 +1184,7 @@
           <w:sz w:val="24"/>
           <w:szCs w:val="24"/>
         </w:rPr>
-        <w:t xml:space="preserve">, Nº </w:t>
+        <w:t xml:space="preserve"/>
       </w:r>
       <w:r>
         <w:rPr>
@@ -1874,7 +1874,7 @@
           <w:sz w:val="24"/>
           <w:szCs w:val="24"/>
         </w:rPr>
-        <w:t xml:space="preserve">{endereco.numero}</w:t>
+        <w:t xml:space="preserve">{endereco.numero_nro_formatado}</w:t>
       </w:r>
       <w:r>
         <w:rPr>
